--- a/ML_System_Design/ML_SD_M19_Systems_Foundations.docx
+++ b/ML_System_Design/ML_SD_M19_Systems_Foundations.docx
@@ -710,7 +710,7 @@
       <w:r>
         <w:drawing>
           <wp:inline>
-            <wp:extent cx="5334000" cy="2750170"/>
+            <wp:extent cx="5727700" cy="2953159"/>
             <wp:effectExtent b="0" l="0" r="0" t="0"/>
             <wp:docPr descr="Load balancer sitting between clients and a fleet of identical backend model servers, spreading incoming requests across healthy replicas and routing around a failed one via health checks." title="" id="10" name="Picture"/>
             <a:graphic>
@@ -731,7 +731,7 @@
                   <pic:spPr bwMode="auto">
                     <a:xfrm>
                       <a:off x="0" y="0"/>
-                      <a:ext cx="5334000" cy="2750170"/>
+                      <a:ext cx="5727700" cy="2953159"/>
                     </a:xfrm>
                     <a:prstGeom prst="rect">
                       <a:avLst/>
@@ -1671,7 +1671,7 @@
       <w:r>
         <w:drawing>
           <wp:inline>
-            <wp:extent cx="5334000" cy="2750170"/>
+            <wp:extent cx="5727700" cy="2953159"/>
             <wp:effectExtent b="0" l="0" r="0" t="0"/>
             <wp:docPr descr="Cache-aside flow: application checks the cache first; on a hit it returns instantly, on a miss it reads the database, stores the result in the cache with a TTL, and returns it. Eviction policies LRU and LFU shown removing cold entries when memory fills." title="" id="19" name="Picture"/>
             <a:graphic>
@@ -1692,7 +1692,7 @@
                   <pic:spPr bwMode="auto">
                     <a:xfrm>
                       <a:off x="0" y="0"/>
-                      <a:ext cx="5334000" cy="2750170"/>
+                      <a:ext cx="5727700" cy="2953159"/>
                     </a:xfrm>
                     <a:prstGeom prst="rect">
                       <a:avLst/>
@@ -2664,7 +2664,7 @@
       <w:r>
         <w:drawing>
           <wp:inline>
-            <wp:extent cx="5334000" cy="2750170"/>
+            <wp:extent cx="5727700" cy="2953159"/>
             <wp:effectExtent b="0" l="0" r="0" t="0"/>
             <wp:docPr descr="A row of database types — relational SQL, document/wide-column NoSQL, key-value, vector, and time-series — each labeled with the ML workload it serves best, from transactional metadata to nearest-neighbor embedding search and metrics." title="" id="28" name="Picture"/>
             <a:graphic>
@@ -2685,7 +2685,7 @@
                   <pic:spPr bwMode="auto">
                     <a:xfrm>
                       <a:off x="0" y="0"/>
-                      <a:ext cx="5334000" cy="2750170"/>
+                      <a:ext cx="5727700" cy="2953159"/>
                     </a:xfrm>
                     <a:prstGeom prst="rect">
                       <a:avLst/>
@@ -3673,7 +3673,7 @@
       <w:r>
         <w:drawing>
           <wp:inline>
-            <wp:extent cx="5334000" cy="2578619"/>
+            <wp:extent cx="5727700" cy="2768946"/>
             <wp:effectExtent b="0" l="0" r="0" t="0"/>
             <wp:docPr descr="Kafka’s append-only commit log split into partitions, with producers appending events at the end, each consumer group tracking its own offset, and partitions distributed across brokers for parallelism and replay." title="" id="36" name="Picture"/>
             <a:graphic>
@@ -3694,7 +3694,7 @@
                   <pic:spPr bwMode="auto">
                     <a:xfrm>
                       <a:off x="0" y="0"/>
-                      <a:ext cx="5334000" cy="2578619"/>
+                      <a:ext cx="5727700" cy="2768946"/>
                     </a:xfrm>
                     <a:prstGeom prst="rect">
                       <a:avLst/>
@@ -4667,7 +4667,7 @@
       <w:r>
         <w:drawing>
           <wp:inline>
-            <wp:extent cx="5334000" cy="2652737"/>
+            <wp:extent cx="5727700" cy="2848535"/>
             <wp:effectExtent b="0" l="0" r="0" t="0"/>
             <wp:docPr descr="CAP theorem triangle showing Consistency, Availability, and Partition tolerance, with the rule that during a network partition a system can keep only two — illustrated as CP (refuse to serve stale) versus AP (serve possibly stale but stay up)." title="" id="44" name="Picture"/>
             <a:graphic>
@@ -4688,7 +4688,7 @@
                   <pic:spPr bwMode="auto">
                     <a:xfrm>
                       <a:off x="0" y="0"/>
-                      <a:ext cx="5334000" cy="2652737"/>
+                      <a:ext cx="5727700" cy="2848535"/>
                     </a:xfrm>
                     <a:prstGeom prst="rect">
                       <a:avLst/>
@@ -5518,7 +5518,7 @@
       <w:r>
         <w:drawing>
           <wp:inline>
-            <wp:extent cx="5334000" cy="2688682"/>
+            <wp:extent cx="5727700" cy="2887133"/>
             <wp:effectExtent b="0" l="0" r="0" t="0"/>
             <wp:docPr descr="Side-by-side of REST (HTTP/1.1, JSON text payloads, human-readable) versus gRPC (HTTP/2, binary Protobuf, multiplexed streaming) with gRPC highlighted as the lower-latency, higher-throughput choice for internal model-serving calls." title="" id="52" name="Picture"/>
             <a:graphic>
@@ -5539,7 +5539,7 @@
                   <pic:spPr bwMode="auto">
                     <a:xfrm>
                       <a:off x="0" y="0"/>
-                      <a:ext cx="5334000" cy="2688682"/>
+                      <a:ext cx="5727700" cy="2887133"/>
                     </a:xfrm>
                     <a:prstGeom prst="rect">
                       <a:avLst/>
@@ -6414,7 +6414,7 @@
       <w:r>
         <w:drawing>
           <wp:inline>
-            <wp:extent cx="5334000" cy="2313991"/>
+            <wp:extent cx="5727700" cy="2484786"/>
             <wp:effectExtent b="0" l="0" r="0" t="0"/>
             <wp:docPr descr="Reliability layers: SLI measurements feeding an SLO target and an SLA contract at the top, with redundancy, graceful degradation, and the retry/timeout/circuit-breaker request-protection pattern shown as the mechanisms underneath." title="" id="60" name="Picture"/>
             <a:graphic>
@@ -6435,7 +6435,7 @@
                   <pic:spPr bwMode="auto">
                     <a:xfrm>
                       <a:off x="0" y="0"/>
-                      <a:ext cx="5334000" cy="2313991"/>
+                      <a:ext cx="5727700" cy="2484786"/>
                     </a:xfrm>
                     <a:prstGeom prst="rect">
                       <a:avLst/>
@@ -7200,7 +7200,7 @@
       <w:r>
         <w:drawing>
           <wp:inline>
-            <wp:extent cx="5334000" cy="2670589"/>
+            <wp:extent cx="5727700" cy="2867704"/>
             <wp:effectExtent b="0" l="0" r="0" t="0"/>
             <wp:docPr descr="A latency ladder rising by orders of magnitude — from nanosecond L1/L2 cache and RAM reads, to microsecond SSD reads, to millisecond disk seeks and same-region network round trips, up to hundred-plus-millisecond cross-continent round trips — each rung annotated with its approximate time." title="" id="68" name="Picture"/>
             <a:graphic>
@@ -7221,7 +7221,7 @@
                   <pic:spPr bwMode="auto">
                     <a:xfrm>
                       <a:off x="0" y="0"/>
-                      <a:ext cx="5334000" cy="2670589"/>
+                      <a:ext cx="5727700" cy="2867704"/>
                     </a:xfrm>
                     <a:prstGeom prst="rect">
                       <a:avLst/>
@@ -8090,7 +8090,7 @@
       <w:r>
         <w:drawing>
           <wp:inline>
-            <wp:extent cx="5334000" cy="2750170"/>
+            <wp:extent cx="5727700" cy="2953159"/>
             <wp:effectExtent b="0" l="0" r="0" t="0"/>
             <wp:docPr descr="A worked back-of-the-envelope estimation panel: from daily active users and requests-per-user to average QPS and peak QPS, then storage per record times record count to total storage, and QPS times payload size to bandwidth — the reusable estimation pipeline." title="" id="75" name="Picture"/>
             <a:graphic>
@@ -8111,7 +8111,7 @@
                   <pic:spPr bwMode="auto">
                     <a:xfrm>
                       <a:off x="0" y="0"/>
-                      <a:ext cx="5334000" cy="2750170"/>
+                      <a:ext cx="5727700" cy="2953159"/>
                     </a:xfrm>
                     <a:prstGeom prst="rect">
                       <a:avLst/>
@@ -12338,6 +12338,8 @@
       <w:footnotePr>
         <w:numRestart w:val="eachSect"/>
       </w:footnotePr>
+      <w:pgSz w:h="16838" w:w="11906"/>
+      <w:pgMar w:bottom="1440" w:footer="720" w:gutter="0" w:header="720" w:left="1440" w:right="1440" w:top="1440"/>
     </w:sectPr>
   </w:body>
 </w:document>
